--- a/简历/郭佳欣_AI应用开发简历_终版.docx
+++ b/简历/郭佳欣_AI应用开发简历_终版.docx
@@ -8,7 +8,7 @@
         <w:pBdr>
           <w:bottom w:val="none" w:sz="0" w:space="0" w:color="auto"/>
         </w:pBdr>
-        <w:spacing w:after="24"/>
+        <w:spacing w:after="0"/>
         <w:jc w:val="center"/>
         <w:rPr>
           <w:lang w:eastAsia="zh-CN"/>
@@ -17,6 +17,7 @@
       <w:r>
         <w:rPr>
           <w:rFonts w:ascii="Aptos" w:eastAsia="微软雅黑" w:hAnsi="Aptos" w:cs="Aptos"/>
+          <w:sz w:val="36"/>
           <w:lang w:eastAsia="zh-CN"/>
         </w:rPr>
         <w:t>郭佳欣</w:t>
@@ -24,6 +25,7 @@
       <w:r>
         <w:rPr>
           <w:noProof/>
+          <w:sz w:val="36"/>
         </w:rPr>
         <w:drawing>
           <wp:anchor distT="0" distB="0" distL="0" distR="0" simplePos="0" relativeHeight="251659264" behindDoc="0" locked="0" layoutInCell="1" allowOverlap="0" wp14:anchorId="6125DAC0" wp14:editId="0445D604">
@@ -74,7 +76,7 @@
     </w:p>
     <w:p>
       <w:pPr>
-        <w:spacing w:after="34"/>
+        <w:spacing w:after="0"/>
         <w:jc w:val="center"/>
         <w:rPr>
           <w:lang w:eastAsia="zh-CN"/>
@@ -121,7 +123,7 @@
     </w:p>
     <w:p>
       <w:pPr>
-        <w:spacing w:after="68"/>
+        <w:spacing w:after="40"/>
         <w:jc w:val="center"/>
         <w:rPr>
           <w:lang w:eastAsia="zh-CN"/>
@@ -201,7 +203,7 @@
     <w:p>
       <w:pPr>
         <w:pStyle w:val="Heading1"/>
-        <w:spacing w:before="100" w:after="50"/>
+        <w:spacing w:before="60" w:after="20"/>
         <w:rPr>
           <w:lang w:eastAsia="zh-CN"/>
         </w:rPr>
@@ -209,6 +211,7 @@
       <w:r>
         <w:rPr>
           <w:rFonts w:ascii="Aptos" w:eastAsia="微软雅黑" w:hAnsi="Aptos" w:cs="Aptos"/>
+          <w:sz w:val="20"/>
           <w:lang w:eastAsia="zh-CN"/>
         </w:rPr>
         <w:t>教育背景</w:t>
@@ -220,7 +223,7 @@
         <w:tabs>
           <w:tab w:val="right" w:pos="10570"/>
         </w:tabs>
-        <w:spacing w:after="16"/>
+        <w:spacing w:after="0" w:line="240" w:lineRule="auto"/>
         <w:rPr>
           <w:lang w:eastAsia="zh-CN"/>
         </w:rPr>
@@ -307,7 +310,7 @@
     </w:p>
     <w:p>
       <w:pPr>
-        <w:spacing w:after="24"/>
+        <w:spacing w:after="0" w:line="240" w:lineRule="auto"/>
         <w:rPr>
           <w:lang w:eastAsia="zh-CN"/>
         </w:rPr>
@@ -324,7 +327,7 @@
     <w:p>
       <w:pPr>
         <w:pStyle w:val="Heading1"/>
-        <w:spacing w:before="100" w:after="50"/>
+        <w:spacing w:before="60" w:after="20"/>
         <w:rPr>
           <w:lang w:eastAsia="zh-CN"/>
         </w:rPr>
@@ -332,6 +335,7 @@
       <w:r>
         <w:rPr>
           <w:rFonts w:ascii="Aptos" w:eastAsia="微软雅黑" w:hAnsi="Aptos" w:cs="Aptos"/>
+          <w:sz w:val="20"/>
           <w:lang w:eastAsia="zh-CN"/>
         </w:rPr>
         <w:t>实习经历</w:t>
@@ -453,105 +457,26 @@
         <w:keepNext/>
         <w:spacing w:after="20"/>
       </w:pPr>
+      <w:proofErr w:type="spellStart"/>
+      <w:proofErr w:type="spellEnd"/>
+      <w:proofErr w:type="spellStart"/>
+      <w:proofErr w:type="spellEnd"/>
+      <w:proofErr w:type="spellStart"/>
+      <w:proofErr w:type="spellEnd"/>
+      <w:proofErr w:type="spellStart"/>
+      <w:proofErr w:type="spellEnd"/>
       <w:r>
         <w:rPr>
           <w:b/>
           <w:color w:val="1F4E79"/>
         </w:rPr>
-        <w:t>勤栈</w:t>
-      </w:r>
-      <w:r>
-        <w:rPr>
-          <w:b/>
-          <w:color w:val="1F4E79"/>
-        </w:rPr>
-        <w:t>AI+</w:t>
-      </w:r>
-      <w:r>
-        <w:rPr>
-          <w:b/>
-          <w:color w:val="1F4E79"/>
-        </w:rPr>
-        <w:t>（</w:t>
-      </w:r>
-      <w:r>
-        <w:rPr>
-          <w:b/>
-          <w:color w:val="1F4E79"/>
-        </w:rPr>
-        <w:t>D.Orbiter</w:t>
-      </w:r>
-      <w:r>
-        <w:rPr>
-          <w:b/>
-          <w:color w:val="1F4E79"/>
-        </w:rPr>
-        <w:t>）</w:t>
-      </w:r>
-      <w:r>
-        <w:rPr>
-          <w:b/>
-          <w:color w:val="1F4E79"/>
-        </w:rPr>
-        <w:t xml:space="preserve">AI </w:t>
-      </w:r>
-      <w:r>
-        <w:rPr>
-          <w:b/>
-          <w:color w:val="1F4E79"/>
-        </w:rPr>
-        <w:t>协同软件开发平台：</w:t>
-      </w:r>
-      <w:r>
-        <w:rPr>
-          <w:b/>
-          <w:color w:val="1F4E79"/>
-        </w:rPr>
-        <w:t xml:space="preserve">Agent </w:t>
-      </w:r>
-      <w:r>
-        <w:rPr>
-          <w:b/>
-          <w:color w:val="1F4E79"/>
-        </w:rPr>
-        <w:t>工作台</w:t>
-      </w:r>
-      <w:r>
-        <w:rPr>
-          <w:b/>
-          <w:color w:val="1F4E79"/>
-        </w:rPr>
-        <w:t xml:space="preserve"> + </w:t>
-      </w:r>
-      <w:proofErr w:type="spellStart"/>
-      <w:r>
-        <w:rPr>
-          <w:b/>
-          <w:color w:val="1F4E79"/>
-        </w:rPr>
-        <w:t>六阶段</w:t>
-      </w:r>
-      <w:proofErr w:type="spellEnd"/>
-      <w:r>
-        <w:rPr>
-          <w:b/>
-          <w:color w:val="1F4E79"/>
-        </w:rPr>
-        <w:t xml:space="preserve"> AI </w:t>
-      </w:r>
-      <w:proofErr w:type="spellStart"/>
-      <w:r>
-        <w:rPr>
-          <w:b/>
-          <w:color w:val="1F4E79"/>
-        </w:rPr>
-        <w:t>研发流水线</w:t>
-      </w:r>
-      <w:proofErr w:type="spellEnd"/>
+        <w:t>勤栈AI+（D.Orbiter）AI 协同软件开发平台：Agent 工作台 + 六阶段 AI 研发流水线</w:t>
+      </w:r>
     </w:p>
     <w:p>
       <w:pPr>
         <w:pStyle w:val="ListBullet"/>
+        <w:spacing w:before="0" w:after="0" w:line="228" w:lineRule="auto"/>
         <w:ind w:left="317" w:hanging="187"/>
         <w:rPr>
           <w:lang w:eastAsia="zh-CN"/>
@@ -559,457 +484,137 @@
       </w:pPr>
       <w:r>
         <w:rPr>
+          <w:b/>
           <w:lang w:eastAsia="zh-CN"/>
         </w:rPr>
-        <w:t>参与</w:t>
-      </w:r>
-      <w:r>
-        <w:rPr>
+        <w:t>Agent 工作台后端：</w:t>
+      </w:r>
+      <w:r>
+        <w:rPr>
+          <w:b w:val="0"/>
           <w:lang w:eastAsia="zh-CN"/>
         </w:rPr>
-        <w:t xml:space="preserve"> Agent </w:t>
-      </w:r>
-      <w:r>
-        <w:rPr>
-          <w:lang w:eastAsia="zh-CN"/>
-        </w:rPr>
-        <w:t>工作台后端核心链路建设：基于</w:t>
-      </w:r>
-      <w:r>
-        <w:rPr>
-          <w:lang w:eastAsia="zh-CN"/>
-        </w:rPr>
-        <w:t xml:space="preserve"> </w:t>
-      </w:r>
-      <w:proofErr w:type="spellStart"/>
-      <w:r>
-        <w:rPr>
-          <w:lang w:eastAsia="zh-CN"/>
-        </w:rPr>
-        <w:t>FastAPI</w:t>
-      </w:r>
-      <w:proofErr w:type="spellEnd"/>
-      <w:r>
-        <w:rPr>
-          <w:lang w:eastAsia="zh-CN"/>
-        </w:rPr>
-        <w:t xml:space="preserve"> </w:t>
-      </w:r>
-      <w:r>
-        <w:rPr>
-          <w:lang w:eastAsia="zh-CN"/>
-        </w:rPr>
-        <w:t>与</w:t>
-      </w:r>
-      <w:r>
-        <w:rPr>
-          <w:lang w:eastAsia="zh-CN"/>
-        </w:rPr>
-        <w:t xml:space="preserve"> Claude Agent SDK </w:t>
-      </w:r>
-      <w:r>
-        <w:rPr>
-          <w:lang w:eastAsia="zh-CN"/>
-        </w:rPr>
-        <w:t>实现文件分析、代码执行与图表报告产出；对话请求与</w:t>
-      </w:r>
-      <w:r>
-        <w:rPr>
-          <w:lang w:eastAsia="zh-CN"/>
-        </w:rPr>
-        <w:t xml:space="preserve"> Agent </w:t>
-      </w:r>
-      <w:r>
-        <w:rPr>
-          <w:lang w:eastAsia="zh-CN"/>
-        </w:rPr>
-        <w:t>运行解耦，由</w:t>
-      </w:r>
-      <w:r>
-        <w:rPr>
-          <w:lang w:eastAsia="zh-CN"/>
-        </w:rPr>
-        <w:t xml:space="preserve"> </w:t>
-      </w:r>
-      <w:proofErr w:type="spellStart"/>
-      <w:r>
-        <w:rPr>
-          <w:lang w:eastAsia="zh-CN"/>
-        </w:rPr>
-        <w:t>RunManager</w:t>
-      </w:r>
-      <w:proofErr w:type="spellEnd"/>
-      <w:r>
-        <w:rPr>
-          <w:lang w:eastAsia="zh-CN"/>
-        </w:rPr>
-        <w:t xml:space="preserve"> </w:t>
-      </w:r>
-      <w:r>
-        <w:rPr>
-          <w:lang w:eastAsia="zh-CN"/>
-        </w:rPr>
-        <w:t>管理长任务生命周期。</w:t>
+        <w:t>基于 FastAPI + Claude Agent SDK 搭建，用 ClaudeSDKClient 长连接接入文件分析、代码执行与产出物生成；对话运行与 Agent 执行解耦为「独立 producer + 订阅者」，RunManager 维护 running / completed / failed / cancelled 四态，支撑 71 个 REST 端点、15 张表。</w:t>
       </w:r>
     </w:p>
     <w:p>
       <w:pPr>
         <w:pStyle w:val="ListBullet"/>
+        <w:spacing w:before="0" w:after="0" w:line="228" w:lineRule="auto"/>
         <w:ind w:left="317" w:hanging="187"/>
+        <w:rPr>
+          <w:lang w:eastAsia="zh-CN"/>
+        </w:rPr>
       </w:pPr>
-      <w:proofErr w:type="spellStart"/>
-      <w:r>
-        <w:t>设计</w:t>
-      </w:r>
-      <w:proofErr w:type="spellEnd"/>
-      <w:r>
-        <w:t xml:space="preserve"> Direct Chat / Agent Chat </w:t>
-      </w:r>
-      <w:proofErr w:type="spellStart"/>
-      <w:r>
-        <w:t>双模式与</w:t>
-      </w:r>
-      <w:proofErr w:type="spellEnd"/>
-      <w:r>
-        <w:t xml:space="preserve"> 12 </w:t>
-      </w:r>
-      <w:r>
-        <w:t>类</w:t>
-      </w:r>
-      <w:r>
-        <w:t xml:space="preserve"> SSE </w:t>
-      </w:r>
-      <w:proofErr w:type="spellStart"/>
-      <w:r>
-        <w:t>事件协议（消息、思考、工具起止、待办、追问、产出物、文件树、终态、错误</w:t>
-      </w:r>
-      <w:proofErr w:type="spellEnd"/>
-      <w:r>
-        <w:t>），</w:t>
-      </w:r>
-      <w:proofErr w:type="spellStart"/>
-      <w:r>
-        <w:t>事件带递增序列号，支持</w:t>
-      </w:r>
-      <w:proofErr w:type="spellEnd"/>
-      <w:r>
-        <w:t xml:space="preserve"> </w:t>
-      </w:r>
-      <w:proofErr w:type="spellStart"/>
-      <w:r>
-        <w:t>after_seq</w:t>
-      </w:r>
-      <w:proofErr w:type="spellEnd"/>
-      <w:r>
-        <w:t xml:space="preserve"> </w:t>
-      </w:r>
-      <w:proofErr w:type="spellStart"/>
-      <w:r>
-        <w:t>断点回放与多端订阅，单次运行回放上限</w:t>
-      </w:r>
-      <w:proofErr w:type="spellEnd"/>
-      <w:r>
-        <w:t xml:space="preserve"> 1 </w:t>
-      </w:r>
-      <w:proofErr w:type="spellStart"/>
-      <w:r>
-        <w:t>万事件或</w:t>
-      </w:r>
-      <w:proofErr w:type="spellEnd"/>
-      <w:r>
-        <w:t xml:space="preserve"> 8 MiB</w:t>
-      </w:r>
-      <w:r>
-        <w:t>。</w:t>
+      <w:r>
+        <w:rPr>
+          <w:b/>
+          <w:lang w:eastAsia="zh-CN"/>
+        </w:rPr>
+        <w:t>长任务与断点恢复：</w:t>
+      </w:r>
+      <w:r>
+        <w:rPr>
+          <w:b w:val="0"/>
+          <w:lang w:eastAsia="zh-CN"/>
+        </w:rPr>
+        <w:t>事件带单调 seq 写入环形缓冲，以 1 万事件 / 8 MiB 双上限支持 after_seq 断点回放，超限降级实时；订阅者积压超 2000 主动断流、由重连回放补齐，同一对话并发提交直接拒绝。</w:t>
       </w:r>
     </w:p>
     <w:p>
       <w:pPr>
         <w:pStyle w:val="ListBullet"/>
+        <w:spacing w:before="0" w:after="0" w:line="228" w:lineRule="auto"/>
         <w:ind w:left="317" w:hanging="187"/>
         <w:rPr>
           <w:lang w:eastAsia="zh-CN"/>
         </w:rPr>
       </w:pPr>
-      <w:r>
-        <w:rPr>
+      <w:proofErr w:type="gramStart"/>
+      <w:proofErr w:type="gramEnd"/>
+      <w:proofErr w:type="spellStart"/>
+      <w:proofErr w:type="spellEnd"/>
+      <w:proofErr w:type="gramStart"/>
+      <w:proofErr w:type="gramEnd"/>
+      <w:proofErr w:type="gramStart"/>
+      <w:proofErr w:type="gramEnd"/>
+      <w:proofErr w:type="gramStart"/>
+      <w:proofErr w:type="gramEnd"/>
+      <w:proofErr w:type="gramStart"/>
+      <w:proofErr w:type="gramEnd"/>
+      <w:r>
+        <w:rPr>
+          <w:b/>
           <w:lang w:eastAsia="zh-CN"/>
         </w:rPr>
-        <w:t>负责六阶段</w:t>
-      </w:r>
-      <w:r>
-        <w:rPr>
+        <w:t>工具权限与沙箱安全：</w:t>
+      </w:r>
+      <w:r>
+        <w:rPr>
+          <w:b w:val="0"/>
           <w:lang w:eastAsia="zh-CN"/>
         </w:rPr>
-        <w:t xml:space="preserve"> AI </w:t>
-      </w:r>
-      <w:r>
-        <w:rPr>
-          <w:lang w:eastAsia="zh-CN"/>
-        </w:rPr>
-        <w:t>研发流水线（</w:t>
-      </w:r>
-      <w:r>
-        <w:rPr>
-          <w:lang w:eastAsia="zh-CN"/>
-        </w:rPr>
-        <w:t xml:space="preserve">AI </w:t>
-      </w:r>
-      <w:proofErr w:type="gramStart"/>
-      <w:r>
-        <w:rPr>
-          <w:lang w:eastAsia="zh-CN"/>
-        </w:rPr>
-        <w:t>访谈</w:t>
-      </w:r>
-      <w:r>
-        <w:rPr>
-          <w:lang w:eastAsia="zh-CN"/>
-        </w:rPr>
-        <w:t xml:space="preserve"> → </w:t>
-      </w:r>
-      <w:proofErr w:type="gramEnd"/>
-      <w:r>
-        <w:rPr>
-          <w:lang w:eastAsia="zh-CN"/>
-        </w:rPr>
-        <w:t>业务</w:t>
-      </w:r>
-      <w:proofErr w:type="gramStart"/>
-      <w:r>
-        <w:rPr>
-          <w:lang w:eastAsia="zh-CN"/>
-        </w:rPr>
-        <w:t>流程</w:t>
-      </w:r>
-      <w:r>
-        <w:rPr>
-          <w:lang w:eastAsia="zh-CN"/>
-        </w:rPr>
-        <w:t xml:space="preserve"> → </w:t>
-      </w:r>
-      <w:proofErr w:type="gramEnd"/>
-      <w:r>
-        <w:rPr>
-          <w:lang w:eastAsia="zh-CN"/>
-        </w:rPr>
-        <w:t>业务</w:t>
-      </w:r>
-      <w:proofErr w:type="gramStart"/>
-      <w:r>
-        <w:rPr>
-          <w:lang w:eastAsia="zh-CN"/>
-        </w:rPr>
-        <w:t>需求</w:t>
-      </w:r>
-      <w:r>
-        <w:rPr>
-          <w:lang w:eastAsia="zh-CN"/>
-        </w:rPr>
-        <w:t xml:space="preserve"> → </w:t>
-      </w:r>
-      <w:r>
-        <w:rPr>
-          <w:lang w:eastAsia="zh-CN"/>
-        </w:rPr>
-        <w:t>原型</w:t>
-      </w:r>
-      <w:r>
-        <w:rPr>
-          <w:lang w:eastAsia="zh-CN"/>
-        </w:rPr>
-        <w:t xml:space="preserve"> → </w:t>
-      </w:r>
-      <w:r>
-        <w:rPr>
-          <w:lang w:eastAsia="zh-CN"/>
-        </w:rPr>
-        <w:t>数据库</w:t>
-      </w:r>
-      <w:r>
-        <w:rPr>
-          <w:lang w:eastAsia="zh-CN"/>
-        </w:rPr>
-        <w:t xml:space="preserve"> → </w:t>
-      </w:r>
-      <w:proofErr w:type="gramEnd"/>
-      <w:r>
-        <w:rPr>
-          <w:lang w:eastAsia="zh-CN"/>
-        </w:rPr>
-        <w:t>低代码）的技术方案设计与交互原型：定义阶段编排、上下文传递与产出物串联契约，复用既有</w:t>
-      </w:r>
-      <w:r>
-        <w:rPr>
-          <w:lang w:eastAsia="zh-CN"/>
-        </w:rPr>
-        <w:t xml:space="preserve"> Agent / SSE </w:t>
-      </w:r>
-      <w:proofErr w:type="gramStart"/>
-      <w:r>
-        <w:rPr>
-          <w:lang w:eastAsia="zh-CN"/>
-        </w:rPr>
-        <w:t xml:space="preserve">/ </w:t>
-      </w:r>
-      <w:r>
-        <w:rPr>
-          <w:lang w:eastAsia="zh-CN"/>
-        </w:rPr>
-        <w:t>产出</w:t>
-      </w:r>
-      <w:proofErr w:type="gramEnd"/>
-      <w:r>
-        <w:rPr>
-          <w:lang w:eastAsia="zh-CN"/>
-        </w:rPr>
-        <w:t>物链路，不新增数据表与字段。</w:t>
+        <w:t>用 can_use_tool 统一收口工具授权，刻意不用会绕过回调的 allowed_tools 白名单；30 条正则拦截递归删除、系统路径写入、提权、fork bomb 等命令；路径校验先 realpath 工作区根再拼接，避免文件未创建时误判越界；Docker 沙箱以 cap_drop=ALL、no-new-privileges、512M 内存、非 root 运行。</w:t>
       </w:r>
     </w:p>
     <w:p>
       <w:pPr>
         <w:pStyle w:val="ListBullet"/>
+        <w:spacing w:before="0" w:after="0" w:line="228" w:lineRule="auto"/>
         <w:ind w:left="317" w:hanging="187"/>
         <w:rPr>
           <w:lang w:eastAsia="zh-CN"/>
         </w:rPr>
       </w:pPr>
-      <w:r>
-        <w:rPr>
+      <w:proofErr w:type="spellStart"/>
+      <w:proofErr w:type="spellEnd"/>
+      <w:proofErr w:type="gramStart"/>
+      <w:proofErr w:type="gramEnd"/>
+      <w:proofErr w:type="gramStart"/>
+      <w:proofErr w:type="gramEnd"/>
+      <w:r>
+        <w:rPr>
+          <w:b/>
           <w:lang w:eastAsia="zh-CN"/>
         </w:rPr>
-        <w:t>设计阶段间产出物的增量修改机制（意图识别</w:t>
-      </w:r>
-      <w:r>
-        <w:rPr>
+        <w:t>技能体系与产出物归因：</w:t>
+      </w:r>
+      <w:r>
+        <w:rPr>
+          <w:b w:val="0"/>
           <w:lang w:eastAsia="zh-CN"/>
         </w:rPr>
-        <w:t xml:space="preserve"> + </w:t>
-      </w:r>
-      <w:r>
-        <w:rPr>
-          <w:lang w:eastAsia="zh-CN"/>
-        </w:rPr>
-        <w:t>定向</w:t>
-      </w:r>
-      <w:r>
-        <w:rPr>
-          <w:lang w:eastAsia="zh-CN"/>
-        </w:rPr>
-        <w:t xml:space="preserve"> patch</w:t>
-      </w:r>
-      <w:r>
-        <w:rPr>
-          <w:lang w:eastAsia="zh-CN"/>
-        </w:rPr>
-        <w:t>，避免整段重生成）；沉淀访谈提纲、用户故事与业务流程地图、</w:t>
-      </w:r>
-      <w:proofErr w:type="spellStart"/>
-      <w:r>
-        <w:rPr>
-          <w:lang w:eastAsia="zh-CN"/>
-        </w:rPr>
-        <w:t>DataModels</w:t>
-      </w:r>
-      <w:proofErr w:type="spellEnd"/>
-      <w:r>
-        <w:rPr>
-          <w:lang w:eastAsia="zh-CN"/>
-        </w:rPr>
-        <w:t xml:space="preserve"> </w:t>
-      </w:r>
-      <w:r>
-        <w:rPr>
-          <w:lang w:eastAsia="zh-CN"/>
-        </w:rPr>
-        <w:t>建模文件，以及可编译的</w:t>
-      </w:r>
-      <w:r>
-        <w:rPr>
-          <w:lang w:eastAsia="zh-CN"/>
-        </w:rPr>
-        <w:t xml:space="preserve"> Spring Boot + Vue + SQL </w:t>
-      </w:r>
-      <w:r>
-        <w:rPr>
-          <w:lang w:eastAsia="zh-CN"/>
-        </w:rPr>
-        <w:t>代码骨架作为阶段产物。</w:t>
+        <w:t>技能做成项目级 + 注册中心双轨（zip 包 + SKILL.md），上传侧拦 Zip Slip、符号链接、重复项并限解压总量与文件数，注册中心走 pending / approved / rejected 状态机且未审核禁止安装；产出物用 watchdog 监听，Write / Edit 走白名单归因、Bash 走 mtime_ns 快照差集补建。</w:t>
       </w:r>
     </w:p>
     <w:p>
       <w:pPr>
         <w:pStyle w:val="ListBullet"/>
+        <w:spacing w:before="0" w:after="0" w:line="228" w:lineRule="auto"/>
         <w:ind w:left="317" w:hanging="187"/>
         <w:rPr>
           <w:lang w:eastAsia="zh-CN"/>
         </w:rPr>
       </w:pPr>
-      <w:r>
-        <w:rPr>
+      <w:proofErr w:type="spellStart"/>
+      <w:proofErr w:type="spellEnd"/>
+      <w:proofErr w:type="gramStart"/>
+      <w:proofErr w:type="gramEnd"/>
+      <w:proofErr w:type="gramStart"/>
+      <w:proofErr w:type="gramEnd"/>
+      <w:r>
+        <w:rPr>
+          <w:b/>
           <w:lang w:eastAsia="zh-CN"/>
         </w:rPr>
-        <w:t>建设</w:t>
-      </w:r>
-      <w:r>
-        <w:rPr>
+        <w:t>六阶段流水线（方案设计 + 交互原型）：</w:t>
+      </w:r>
+      <w:r>
+        <w:rPr>
+          <w:b w:val="0"/>
           <w:lang w:eastAsia="zh-CN"/>
         </w:rPr>
-        <w:t xml:space="preserve"> Workspace–Project–Folder–File </w:t>
-      </w:r>
-      <w:r>
-        <w:rPr>
-          <w:lang w:eastAsia="zh-CN"/>
-        </w:rPr>
-        <w:t>资源归属链与产出物、引用溯源；实现工具权限统一回调、危险命令拦截与</w:t>
-      </w:r>
-      <w:r>
-        <w:rPr>
-          <w:lang w:eastAsia="zh-CN"/>
-        </w:rPr>
-        <w:t xml:space="preserve"> Docker</w:t>
-      </w:r>
-      <w:r>
-        <w:rPr>
-          <w:lang w:eastAsia="zh-CN"/>
-        </w:rPr>
-        <w:t>（</w:t>
-      </w:r>
-      <w:r>
-        <w:rPr>
-          <w:lang w:eastAsia="zh-CN"/>
-        </w:rPr>
-        <w:t>runsc/gVisor</w:t>
-      </w:r>
-      <w:r>
-        <w:rPr>
-          <w:lang w:eastAsia="zh-CN"/>
-        </w:rPr>
-        <w:t>）沙箱执行；参与项目级</w:t>
-      </w:r>
-      <w:r>
-        <w:rPr>
-          <w:lang w:eastAsia="zh-CN"/>
-        </w:rPr>
-        <w:t xml:space="preserve"> Skill </w:t>
-      </w:r>
-      <w:r>
-        <w:rPr>
-          <w:lang w:eastAsia="zh-CN"/>
-        </w:rPr>
-        <w:t>与技能注册中心双轨体系及</w:t>
-      </w:r>
-      <w:r>
-        <w:rPr>
-          <w:lang w:eastAsia="zh-CN"/>
-        </w:rPr>
-        <w:t xml:space="preserve"> JWT + AAD </w:t>
-      </w:r>
-      <w:r>
-        <w:rPr>
-          <w:lang w:eastAsia="zh-CN"/>
-        </w:rPr>
-        <w:t>单点登录。</w:t>
+        <w:t>参与「AI 访谈 → 业务流程 → 业务需求 → 原型 → 数据库 → 低代码」的流水线方案设计与技术选型，并实现纯前端原型（Vue 3 + Tailwind，localStorage、本地 mock 推理）：以产出物作阶段间上下文契约，对已有产物做意图识别与定向 patch 增量修改。</w:t>
       </w:r>
     </w:p>
     <w:p>
@@ -1036,7 +641,6 @@
         </w:tabs>
         <w:spacing w:after="20"/>
         <w:rPr>
-          <w:rFonts w:hint="eastAsia"/>
           <w:lang w:eastAsia="zh-CN"/>
         </w:rPr>
       </w:pPr>
@@ -1179,118 +783,49 @@
     </w:p>
     <w:p>
       <w:pPr>
-        <w:pStyle w:val="ListBullet"/>
-        <w:ind w:left="317" w:hanging="187"/>
+        <w:spacing w:after="20" w:before="60"/>
         <w:rPr>
           <w:lang w:eastAsia="zh-CN"/>
         </w:rPr>
       </w:pPr>
       <w:r>
         <w:rPr>
+          <w:b/>
+          <w:color w:val="555B63"/>
+          <w:sz w:val="20"/>
           <w:lang w:eastAsia="zh-CN"/>
         </w:rPr>
-        <w:t>针对企业文档结构复杂、检索结果上下文不完整等问题，设计</w:t>
-      </w:r>
-      <w:r>
-        <w:rPr>
+        <w:t>背景：</w:t>
+      </w:r>
+      <w:r>
+        <w:rPr>
+          <w:color w:val="555B63"/>
+          <w:sz w:val="20"/>
           <w:lang w:eastAsia="zh-CN"/>
         </w:rPr>
-        <w:t>“</w:t>
-      </w:r>
-      <w:r>
-        <w:rPr>
+        <w:t>企业文档格式杂、长文与表格切分易丢上下文，关键词检索难支撑多轮问答，需要可私有部署、可调优的</w:t>
+      </w:r>
+      <w:r>
+        <w:rPr>
+          <w:color w:val="555B63"/>
+          <w:sz w:val="20"/>
           <w:lang w:eastAsia="zh-CN"/>
         </w:rPr>
-        <w:t>多格式解析</w:t>
-      </w:r>
-      <w:r>
-        <w:rPr>
+        <w:t xml:space="preserve"> RAG </w:t>
+      </w:r>
+      <w:r>
+        <w:rPr>
+          <w:color w:val="555B63"/>
+          <w:sz w:val="20"/>
           <w:lang w:eastAsia="zh-CN"/>
         </w:rPr>
-        <w:t xml:space="preserve"> + </w:t>
-      </w:r>
-      <w:r>
-        <w:rPr>
-          <w:lang w:eastAsia="zh-CN"/>
-        </w:rPr>
-        <w:t>多策略分块</w:t>
-      </w:r>
-      <w:r>
-        <w:rPr>
-          <w:lang w:eastAsia="zh-CN"/>
-        </w:rPr>
-        <w:t xml:space="preserve"> + </w:t>
-      </w:r>
-      <w:r>
-        <w:rPr>
-          <w:lang w:eastAsia="zh-CN"/>
-        </w:rPr>
-        <w:t>向量化入库</w:t>
-      </w:r>
-      <w:r>
-        <w:rPr>
-          <w:lang w:eastAsia="zh-CN"/>
-        </w:rPr>
-        <w:t xml:space="preserve"> + </w:t>
-      </w:r>
-      <w:r>
-        <w:rPr>
-          <w:lang w:eastAsia="zh-CN"/>
-        </w:rPr>
-        <w:t>混合检索</w:t>
-      </w:r>
-      <w:r>
-        <w:rPr>
-          <w:lang w:eastAsia="zh-CN"/>
-        </w:rPr>
-        <w:t xml:space="preserve"> + Cross-Encoder </w:t>
-      </w:r>
-      <w:r>
-        <w:rPr>
-          <w:lang w:eastAsia="zh-CN"/>
-        </w:rPr>
-        <w:t>重排</w:t>
-      </w:r>
-      <w:r>
-        <w:rPr>
-          <w:lang w:eastAsia="zh-CN"/>
-        </w:rPr>
-        <w:t xml:space="preserve"> + </w:t>
-      </w:r>
-      <w:r>
-        <w:rPr>
-          <w:lang w:eastAsia="zh-CN"/>
-        </w:rPr>
-        <w:t>父子上下文增强</w:t>
-      </w:r>
-      <w:r>
-        <w:rPr>
-          <w:lang w:eastAsia="zh-CN"/>
-        </w:rPr>
-        <w:t>”</w:t>
-      </w:r>
-      <w:r>
-        <w:rPr>
-          <w:lang w:eastAsia="zh-CN"/>
-        </w:rPr>
-        <w:t>的</w:t>
-      </w:r>
-      <w:r>
-        <w:rPr>
-          <w:lang w:eastAsia="zh-CN"/>
-        </w:rPr>
-        <w:t xml:space="preserve"> RAG Pipeline</w:t>
-      </w:r>
-      <w:r>
-        <w:rPr>
-          <w:lang w:eastAsia="zh-CN"/>
-        </w:rPr>
-        <w:t>，完成从文档导入到回答生成的完整链路。</w:t>
+        <w:t>链路。</w:t>
       </w:r>
     </w:p>
     <w:p>
       <w:pPr>
         <w:pStyle w:val="ListBullet"/>
+        <w:spacing w:before="0" w:after="0" w:line="228" w:lineRule="auto"/>
         <w:ind w:left="317" w:hanging="187"/>
         <w:rPr>
           <w:lang w:eastAsia="zh-CN"/>
@@ -1298,146 +833,23 @@
       </w:pPr>
       <w:r>
         <w:rPr>
+          <w:b/>
           <w:lang w:eastAsia="zh-CN"/>
         </w:rPr>
-        <w:t>基于</w:t>
-      </w:r>
-      <w:r>
-        <w:rPr>
+        <w:t>混合检索（核心攻坚）：</w:t>
+      </w:r>
+      <w:r>
+        <w:rPr>
+          <w:b w:val="0"/>
           <w:lang w:eastAsia="zh-CN"/>
         </w:rPr>
-        <w:t xml:space="preserve"> PyMuPDF</w:t>
-      </w:r>
-      <w:r>
-        <w:rPr>
-          <w:lang w:eastAsia="zh-CN"/>
-        </w:rPr>
-        <w:t>、</w:t>
-      </w:r>
-      <w:r>
-        <w:rPr>
-          <w:lang w:eastAsia="zh-CN"/>
-        </w:rPr>
-        <w:t xml:space="preserve">python-docx </w:t>
-      </w:r>
-      <w:r>
-        <w:rPr>
-          <w:lang w:eastAsia="zh-CN"/>
-        </w:rPr>
-        <w:t>等实现</w:t>
-      </w:r>
-      <w:r>
-        <w:rPr>
-          <w:lang w:eastAsia="zh-CN"/>
-        </w:rPr>
-        <w:t xml:space="preserve"> PDF/Word/CSV/TXT/Markdown </w:t>
-      </w:r>
-      <w:r>
-        <w:rPr>
-          <w:lang w:eastAsia="zh-CN"/>
-        </w:rPr>
-        <w:t>解析，并设计递归、固定大小、表格、问答、书籍、论文、简历等</w:t>
-      </w:r>
-      <w:r>
-        <w:rPr>
-          <w:lang w:eastAsia="zh-CN"/>
-        </w:rPr>
-        <w:t xml:space="preserve"> 10 </w:t>
-      </w:r>
-      <w:r>
-        <w:rPr>
-          <w:lang w:eastAsia="zh-CN"/>
-        </w:rPr>
-        <w:t>种分块策略；</w:t>
-      </w:r>
-      <w:r>
-        <w:rPr>
-          <w:lang w:eastAsia="zh-CN"/>
-        </w:rPr>
-        <w:t xml:space="preserve">parent_child </w:t>
-      </w:r>
-      <w:r>
-        <w:rPr>
-          <w:lang w:eastAsia="zh-CN"/>
-        </w:rPr>
-        <w:t>模式生成子块</w:t>
-      </w:r>
-      <w:r>
-        <w:rPr>
-          <w:lang w:eastAsia="zh-CN"/>
-        </w:rPr>
-        <w:t xml:space="preserve">(512) + </w:t>
-      </w:r>
-      <w:r>
-        <w:rPr>
-          <w:lang w:eastAsia="zh-CN"/>
-        </w:rPr>
-        <w:t>父块</w:t>
-      </w:r>
-      <w:r>
-        <w:rPr>
-          <w:lang w:eastAsia="zh-CN"/>
-        </w:rPr>
-        <w:t>(1536)</w:t>
-      </w:r>
-      <w:r>
-        <w:rPr>
-          <w:lang w:eastAsia="zh-CN"/>
-        </w:rPr>
-        <w:t>，建立</w:t>
-      </w:r>
-      <w:r>
-        <w:rPr>
-          <w:lang w:eastAsia="zh-CN"/>
-        </w:rPr>
-        <w:t xml:space="preserve"> parent_chunk_id </w:t>
-      </w:r>
-      <w:r>
-        <w:rPr>
-          <w:lang w:eastAsia="zh-CN"/>
-        </w:rPr>
-        <w:t>关联，每个</w:t>
-      </w:r>
-      <w:r>
-        <w:rPr>
-          <w:lang w:eastAsia="zh-CN"/>
-        </w:rPr>
-        <w:t xml:space="preserve"> chunk </w:t>
-      </w:r>
-      <w:r>
-        <w:rPr>
-          <w:lang w:eastAsia="zh-CN"/>
-        </w:rPr>
-        <w:t>附带启发式</w:t>
-      </w:r>
-      <w:r>
-        <w:rPr>
-          <w:lang w:eastAsia="zh-CN"/>
-        </w:rPr>
-        <w:t xml:space="preserve"> keywords </w:t>
-      </w:r>
-      <w:r>
-        <w:rPr>
-          <w:lang w:eastAsia="zh-CN"/>
-        </w:rPr>
-        <w:t>与</w:t>
-      </w:r>
-      <w:r>
-        <w:rPr>
-          <w:lang w:eastAsia="zh-CN"/>
-        </w:rPr>
-        <w:t xml:space="preserve"> questions</w:t>
-      </w:r>
-      <w:r>
-        <w:rPr>
-          <w:lang w:eastAsia="zh-CN"/>
-        </w:rPr>
-        <w:t>。</w:t>
+        <w:t>从「表格里明明有、问答却查不出」定位根因是只用稠密向量——「智能吸顶灯」的语义向量与「门窗传感器」更近而被前置，缺关键词精确匹配；补 BGE-M3 稀疏向量后按 RRF（k=60）融合，类目查询「照明设备」下单路 Top-3 各漏 1 条，融合后收齐全部正确结果。</w:t>
       </w:r>
     </w:p>
     <w:p>
       <w:pPr>
         <w:pStyle w:val="ListBullet"/>
+        <w:spacing w:before="0" w:after="0" w:line="228" w:lineRule="auto"/>
         <w:ind w:left="317" w:hanging="187"/>
         <w:rPr>
           <w:lang w:eastAsia="zh-CN"/>
@@ -1445,197 +857,55 @@
       </w:pPr>
       <w:r>
         <w:rPr>
+          <w:b/>
           <w:lang w:eastAsia="zh-CN"/>
         </w:rPr>
-        <w:t>基于</w:t>
-      </w:r>
-      <w:r>
-        <w:rPr>
+        <w:t>嵌入选型与两段式检索：</w:t>
+      </w:r>
+      <w:r>
+        <w:rPr>
+          <w:b w:val="0"/>
           <w:lang w:eastAsia="zh-CN"/>
         </w:rPr>
-        <w:t xml:space="preserve"> BGE-M3 </w:t>
-      </w:r>
-      <w:r>
-        <w:rPr>
-          <w:lang w:eastAsia="zh-CN"/>
-        </w:rPr>
-        <w:t>同时生成稠密与稀疏向量，设计向量检索与</w:t>
-      </w:r>
-      <w:r>
-        <w:rPr>
-          <w:lang w:eastAsia="zh-CN"/>
-        </w:rPr>
-        <w:t xml:space="preserve"> RRF </w:t>
-      </w:r>
-      <w:r>
-        <w:rPr>
-          <w:lang w:eastAsia="zh-CN"/>
-        </w:rPr>
-        <w:t>融合，并提供</w:t>
-      </w:r>
-      <w:r>
-        <w:rPr>
-          <w:lang w:eastAsia="zh-CN"/>
-        </w:rPr>
-        <w:t xml:space="preserve"> Milvus/Milvus Lite/NumPy </w:t>
-      </w:r>
-      <w:r>
-        <w:rPr>
-          <w:lang w:eastAsia="zh-CN"/>
-        </w:rPr>
-        <w:t>降级机制；结合</w:t>
-      </w:r>
-      <w:r>
-        <w:rPr>
-          <w:lang w:eastAsia="zh-CN"/>
-        </w:rPr>
-        <w:t xml:space="preserve"> Cross-Encoder </w:t>
-      </w:r>
-      <w:r>
-        <w:rPr>
-          <w:lang w:eastAsia="zh-CN"/>
-        </w:rPr>
-        <w:t>对候选结果进行精排。</w:t>
+        <w:t>对比 bge-large-zh 等方案后选 BGE-M3（单次前向产出 1024 维稠密 + 稀疏，公开评测 MIRACL nDCG@10 稠密 69.2 / 稀疏 53.9）；Cross-Encoder 把召回 20 精排至 5；向量库做 Milvus Server → Milvus Lite → NumPy 三级降级。</w:t>
       </w:r>
     </w:p>
     <w:p>
       <w:pPr>
         <w:pStyle w:val="ListBullet"/>
+        <w:spacing w:before="0" w:after="0" w:line="228" w:lineRule="auto"/>
         <w:ind w:left="317" w:hanging="187"/>
         <w:rPr>
           <w:lang w:eastAsia="zh-CN"/>
         </w:rPr>
       </w:pPr>
-      <w:r>
-        <w:rPr>
+      <w:proofErr w:type="gramStart"/>
+      <w:proofErr w:type="gramEnd"/>
+      <w:proofErr w:type="gramStart"/>
+      <w:proofErr w:type="gramEnd"/>
+      <w:proofErr w:type="gramStart"/>
+      <w:proofErr w:type="gramEnd"/>
+      <w:proofErr w:type="gramStart"/>
+      <w:proofErr w:type="gramEnd"/>
+      <w:r>
+        <w:rPr>
+          <w:b/>
           <w:lang w:eastAsia="zh-CN"/>
         </w:rPr>
-        <w:t>增加测试问答调试能力，返回召回结果、重排分数、</w:t>
-      </w:r>
-      <w:r>
-        <w:rPr>
+        <w:t>解析与分块：</w:t>
+      </w:r>
+      <w:r>
+        <w:rPr>
+          <w:b w:val="0"/>
           <w:lang w:eastAsia="zh-CN"/>
         </w:rPr>
-        <w:t>Prompt</w:t>
-      </w:r>
-      <w:r>
-        <w:rPr>
-          <w:lang w:eastAsia="zh-CN"/>
-        </w:rPr>
-        <w:t>、阶段耗时和</w:t>
-      </w:r>
-      <w:r>
-        <w:rPr>
-          <w:lang w:eastAsia="zh-CN"/>
-        </w:rPr>
-        <w:t xml:space="preserve"> Token </w:t>
-      </w:r>
-      <w:r>
-        <w:rPr>
-          <w:lang w:eastAsia="zh-CN"/>
-        </w:rPr>
-        <w:t>估算，支持</w:t>
-      </w:r>
-      <w:r>
-        <w:rPr>
-          <w:lang w:eastAsia="zh-CN"/>
-        </w:rPr>
-        <w:t xml:space="preserve"> RAG </w:t>
-      </w:r>
-      <w:r>
-        <w:rPr>
-          <w:lang w:eastAsia="zh-CN"/>
-        </w:rPr>
-        <w:t>链路定位与参数调优；通过引用溯源和置信度标签提升回答可追溯性。</w:t>
-      </w:r>
-    </w:p>
-    <w:p>
-      <w:pPr>
-        <w:pStyle w:val="ListBullet"/>
-        <w:ind w:left="317" w:hanging="187"/>
-        <w:rPr>
-          <w:lang w:eastAsia="zh-CN"/>
-        </w:rPr>
-      </w:pPr>
-      <w:r>
-        <w:rPr>
-          <w:lang w:eastAsia="zh-CN"/>
-        </w:rPr>
-        <w:t>基于</w:t>
-      </w:r>
-      <w:r>
-        <w:rPr>
-          <w:lang w:eastAsia="zh-CN"/>
-        </w:rPr>
-        <w:t xml:space="preserve"> SSE </w:t>
-      </w:r>
-      <w:r>
-        <w:rPr>
-          <w:lang w:eastAsia="zh-CN"/>
-        </w:rPr>
-        <w:t>实现流式多轮问答，通过</w:t>
-      </w:r>
-      <w:r>
-        <w:rPr>
-          <w:lang w:eastAsia="zh-CN"/>
-        </w:rPr>
-        <w:t xml:space="preserve"> LLM </w:t>
-      </w:r>
-      <w:r>
-        <w:rPr>
-          <w:lang w:eastAsia="zh-CN"/>
-        </w:rPr>
-        <w:t>意图识别将问题路由至图表、报表、数据表格和网页</w:t>
-      </w:r>
-      <w:r>
-        <w:rPr>
-          <w:lang w:eastAsia="zh-CN"/>
-        </w:rPr>
-        <w:t xml:space="preserve"> Agent</w:t>
-      </w:r>
-      <w:r>
-        <w:rPr>
-          <w:lang w:eastAsia="zh-CN"/>
-        </w:rPr>
-        <w:t>，统一返回文本与结构化结果，并使用</w:t>
-      </w:r>
-      <w:r>
-        <w:rPr>
-          <w:lang w:eastAsia="zh-CN"/>
-        </w:rPr>
-        <w:t xml:space="preserve"> LiteLLM </w:t>
-      </w:r>
-      <w:r>
-        <w:rPr>
-          <w:lang w:eastAsia="zh-CN"/>
-        </w:rPr>
-        <w:t>接入多模型。</w:t>
-      </w:r>
-    </w:p>
-    <w:p>
-      <w:pPr>
-        <w:spacing w:before="4" w:after="10"/>
-      </w:pPr>
-      <w:r>
-        <w:rPr>
-          <w:b/>
-          <w:color w:val="1F4E79"/>
-          <w:sz w:val="18"/>
-        </w:rPr>
-        <w:t>技术栈</w:t>
-      </w:r>
-      <w:r>
-        <w:rPr>
-          <w:color w:val="555B63"/>
-          <w:sz w:val="18"/>
-        </w:rPr>
-        <w:t xml:space="preserve">  Python · FastAPI · WeKnora · BGE-M3 · BM25/RRF · Cross-Encoder · Milvus · LiteLLM · Langfuse · MCP · SSE · Docker</w:t>
+        <w:t>统一解析 6 种格式（PyMuPDF / python-docx / 原生），配 chardet 与 gb18030、gbk、big5、cp936 回退；实现 10 种分块策略按文档类型分派，parent_child 以子块 512 / 父块 1536 双层建关联（子块检索、命中回取父块补上下文）。</w:t>
       </w:r>
     </w:p>
     <w:p>
       <w:pPr>
         <w:pStyle w:val="Heading1"/>
-        <w:spacing w:before="100" w:after="50"/>
+        <w:spacing w:before="100" w:after="0" w:line="240" w:lineRule="auto"/>
       </w:pPr>
       <w:proofErr w:type="spellStart"/>
       <w:r>
@@ -1648,7 +918,7 @@
     </w:p>
     <w:p>
       <w:pPr>
-        <w:spacing w:after="16" w:line="245" w:lineRule="auto"/>
+        <w:spacing w:after="0" w:line="240" w:lineRule="auto"/>
         <w:ind w:left="29"/>
       </w:pPr>
       <w:proofErr w:type="spellStart"/>
@@ -1738,7 +1008,7 @@
     </w:p>
     <w:p>
       <w:pPr>
-        <w:spacing w:after="16" w:line="245" w:lineRule="auto"/>
+        <w:spacing w:after="0" w:line="240" w:lineRule="auto"/>
         <w:ind w:left="29"/>
       </w:pPr>
       <w:r>
@@ -1890,7 +1160,7 @@
     </w:p>
     <w:p>
       <w:pPr>
-        <w:spacing w:after="16" w:line="245" w:lineRule="auto"/>
+        <w:spacing w:after="20" w:line="245" w:lineRule="auto" w:before="60"/>
         <w:ind w:left="29"/>
       </w:pPr>
       <w:proofErr w:type="spellStart"/>
@@ -1899,7 +1169,7 @@
         <w:rPr>
           <w:b/>
           <w:color w:val="1F4E79"/>
-          <w:sz w:val="18"/>
+          <w:sz w:val="20"/>
         </w:rPr>
         <w:t>后端与数据</w:t>
       </w:r>
@@ -1908,99 +1178,99 @@
         <w:rPr>
           <w:b/>
           <w:color w:val="1F4E79"/>
-          <w:sz w:val="18"/>
+          <w:sz w:val="20"/>
         </w:rPr>
         <w:t xml:space="preserve">  </w:t>
       </w:r>
       <w:proofErr w:type="spellStart"/>
       <w:r>
         <w:rPr>
-          <w:sz w:val="18"/>
+          <w:sz w:val="20"/>
         </w:rPr>
         <w:t>FastAPI</w:t>
       </w:r>
       <w:proofErr w:type="gramEnd"/>
       <w:r>
         <w:rPr>
-          <w:sz w:val="18"/>
+          <w:sz w:val="20"/>
         </w:rPr>
         <w:t>、</w:t>
       </w:r>
       <w:r>
         <w:rPr>
-          <w:sz w:val="18"/>
+          <w:sz w:val="20"/>
         </w:rPr>
         <w:t>SSE</w:t>
       </w:r>
       <w:r>
         <w:rPr>
-          <w:sz w:val="18"/>
+          <w:sz w:val="20"/>
         </w:rPr>
         <w:t>、</w:t>
       </w:r>
       <w:r>
         <w:rPr>
-          <w:sz w:val="18"/>
+          <w:sz w:val="20"/>
         </w:rPr>
         <w:t>JWT</w:t>
       </w:r>
       <w:r>
         <w:rPr>
-          <w:sz w:val="18"/>
+          <w:sz w:val="20"/>
         </w:rPr>
         <w:t>、</w:t>
       </w:r>
       <w:r>
         <w:rPr>
-          <w:sz w:val="18"/>
+          <w:sz w:val="20"/>
         </w:rPr>
         <w:t>MySQL</w:t>
       </w:r>
       <w:r>
         <w:rPr>
-          <w:sz w:val="18"/>
+          <w:sz w:val="20"/>
         </w:rPr>
         <w:t>、</w:t>
       </w:r>
       <w:r>
         <w:rPr>
-          <w:sz w:val="18"/>
+          <w:sz w:val="20"/>
         </w:rPr>
         <w:t>PostgreSQL</w:t>
       </w:r>
       <w:r>
         <w:rPr>
-          <w:sz w:val="18"/>
+          <w:sz w:val="20"/>
         </w:rPr>
         <w:t>、</w:t>
       </w:r>
       <w:r>
         <w:rPr>
-          <w:sz w:val="18"/>
+          <w:sz w:val="20"/>
         </w:rPr>
         <w:t>Redis</w:t>
       </w:r>
       <w:r>
         <w:rPr>
-          <w:sz w:val="18"/>
+          <w:sz w:val="20"/>
         </w:rPr>
         <w:t>、</w:t>
       </w:r>
       <w:r>
         <w:rPr>
-          <w:sz w:val="18"/>
+          <w:sz w:val="20"/>
         </w:rPr>
         <w:t>Chroma</w:t>
       </w:r>
       <w:r>
         <w:rPr>
-          <w:sz w:val="18"/>
+          <w:sz w:val="20"/>
         </w:rPr>
         <w:t>、</w:t>
       </w:r>
       <w:r>
         <w:rPr>
-          <w:sz w:val="18"/>
+          <w:sz w:val="20"/>
         </w:rPr>
         <w:t>Milvus</w:t>
       </w:r>
@@ -2094,93 +1364,6 @@
           <w:sz w:val="18"/>
         </w:rPr>
         <w:t>CET-6</w:t>
-      </w:r>
-    </w:p>
-    <w:p>
-      <w:pPr>
-        <w:pStyle w:val="Heading1"/>
-        <w:spacing w:before="60" w:after="20"/>
-        <w:rPr>
-          <w:lang w:eastAsia="zh-CN"/>
-        </w:rPr>
-      </w:pPr>
-      <w:r>
-        <w:rPr>
-          <w:rFonts w:ascii="Aptos" w:eastAsia="微软雅黑" w:hAnsi="Aptos" w:cs="Aptos"/>
-          <w:lang w:eastAsia="zh-CN"/>
-        </w:rPr>
-        <w:t>自我评价</w:t>
-      </w:r>
-    </w:p>
-    <w:p>
-      <w:pPr>
-        <w:spacing w:line="252" w:lineRule="auto"/>
-        <w:rPr>
-          <w:lang w:eastAsia="zh-CN"/>
-        </w:rPr>
-      </w:pPr>
-      <w:r>
-        <w:rPr>
-          <w:sz w:val="18"/>
-          <w:lang w:eastAsia="zh-CN"/>
-        </w:rPr>
-        <w:t>具备企业级</w:t>
-      </w:r>
-      <w:r>
-        <w:rPr>
-          <w:sz w:val="18"/>
-          <w:lang w:eastAsia="zh-CN"/>
-        </w:rPr>
-        <w:t xml:space="preserve"> AI Agent </w:t>
-      </w:r>
-      <w:r>
-        <w:rPr>
-          <w:sz w:val="18"/>
-          <w:lang w:eastAsia="zh-CN"/>
-        </w:rPr>
-        <w:t>与</w:t>
-      </w:r>
-      <w:r>
-        <w:rPr>
-          <w:sz w:val="18"/>
-          <w:lang w:eastAsia="zh-CN"/>
-        </w:rPr>
-        <w:t xml:space="preserve"> RAG </w:t>
-      </w:r>
-      <w:r>
-        <w:rPr>
-          <w:sz w:val="18"/>
-          <w:lang w:eastAsia="zh-CN"/>
-        </w:rPr>
-        <w:t>开发实践，重视权限边界、任务状态、检索质量和链路可观测。熟练使用</w:t>
-      </w:r>
-      <w:r>
-        <w:rPr>
-          <w:sz w:val="18"/>
-          <w:lang w:eastAsia="zh-CN"/>
-        </w:rPr>
-        <w:t xml:space="preserve"> Claude Code</w:t>
-      </w:r>
-      <w:r>
-        <w:rPr>
-          <w:sz w:val="18"/>
-          <w:lang w:eastAsia="zh-CN"/>
-        </w:rPr>
-        <w:t>、</w:t>
-      </w:r>
-      <w:r>
-        <w:rPr>
-          <w:sz w:val="18"/>
-          <w:lang w:eastAsia="zh-CN"/>
-        </w:rPr>
-        <w:t xml:space="preserve">Codex </w:t>
-      </w:r>
-      <w:r>
-        <w:rPr>
-          <w:sz w:val="18"/>
-          <w:lang w:eastAsia="zh-CN"/>
-        </w:rPr>
-        <w:t>辅助需求拆解、编码、调试和文档整理，能够独立完成原型验证与工程交付，并结合源码和运行结果定位问题。</w:t>
       </w:r>
     </w:p>
     <w:sectPr>
